--- a/exports/final/week1/KUTUMBA-C1-W1-START-HERE-V12.2.docx
+++ b/exports/final/week1/KUTUMBA-C1-W1-START-HERE-V12.2.docx
@@ -113,7 +113,7 @@
               <w:rPr>
                 <w:b/>
               </w:rPr>
-              <w:t>V12.2  •  Families Growing in Krishna Consciousness</w:t>
+              <w:t>V12.2.1  •  Families Growing in Krishna Consciousness</w:t>
               <w:br/>
               <w:t>Program Director: Swapnil Patil</w:t>
             </w:r>
@@ -672,15 +672,6 @@
     </w:p>
     <w:p>
       <w:pPr>
-        <w:pStyle w:val="KUTUMBAMeta"/>
-        <w:jc w:val="center"/>
-      </w:pPr>
-      <w:r>
-        <w:t>◆  ◆  ◆</w:t>
-      </w:r>
-    </w:p>
-    <w:p>
-      <w:pPr>
         <w:pStyle w:val="Heading2"/>
       </w:pPr>
       <w:r>
@@ -1058,15 +1049,6 @@
     </w:p>
     <w:p>
       <w:pPr>
-        <w:pStyle w:val="KUTUMBAMeta"/>
-        <w:jc w:val="center"/>
-      </w:pPr>
-      <w:r>
-        <w:t>◆  ◆  ◆</w:t>
-      </w:r>
-    </w:p>
-    <w:p>
-      <w:pPr>
         <w:pStyle w:val="Heading2"/>
       </w:pPr>
       <w:r>
@@ -1166,15 +1148,6 @@
           <w:sz w:val="18"/>
         </w:rPr>
         <w:t>exports/final/week1/KUTUMBA-C1-W1-FAMILY-ORIENTATION-AND-COVENANT-V12.2.pdf</w:t>
-      </w:r>
-    </w:p>
-    <w:p>
-      <w:pPr>
-        <w:pStyle w:val="KUTUMBAMeta"/>
-        <w:jc w:val="center"/>
-      </w:pPr>
-      <w:r>
-        <w:t>◆  ◆  ◆</w:t>
       </w:r>
     </w:p>
     <w:p>
@@ -1482,15 +1455,6 @@
     </w:p>
     <w:p>
       <w:pPr>
-        <w:pStyle w:val="KUTUMBAMeta"/>
-        <w:jc w:val="center"/>
-      </w:pPr>
-      <w:r>
-        <w:t>◆  ◆  ◆</w:t>
-      </w:r>
-    </w:p>
-    <w:p>
-      <w:pPr>
         <w:pStyle w:val="Heading2"/>
       </w:pPr>
       <w:r>
@@ -1499,59 +1463,50 @@
     </w:p>
     <w:p>
       <w:pPr>
-        <w:pStyle w:val="ListNumber"/>
+        <w:ind w:left="288"/>
       </w:pPr>
       <w:r>
-        <w:t>Open this file.</w:t>
+        <w:t>1. Open this file.</w:t>
       </w:r>
     </w:p>
     <w:p>
       <w:pPr>
-        <w:pStyle w:val="ListNumber"/>
+        <w:ind w:left="288"/>
       </w:pPr>
       <w:r>
-        <w:t>Print the Saturday packet PDF.</w:t>
+        <w:t>2. Print the Saturday packet PDF.</w:t>
       </w:r>
     </w:p>
     <w:p>
       <w:pPr>
-        <w:pStyle w:val="ListNumber"/>
+        <w:ind w:left="288"/>
       </w:pPr>
       <w:r>
-        <w:t>Read MAIN speaking map + parent 0–5/35–40 blocks once.</w:t>
+        <w:t>3. Read MAIN speaking map + parent 0–5/35–40 blocks once.</w:t>
       </w:r>
     </w:p>
     <w:p>
       <w:pPr>
-        <w:pStyle w:val="ListNumber"/>
+        <w:ind w:left="288"/>
       </w:pPr>
       <w:r>
-        <w:t>Sort printables into three track folders.</w:t>
+        <w:t>4. Sort printables into three track folders.</w:t>
       </w:r>
     </w:p>
     <w:p>
       <w:pPr>
-        <w:pStyle w:val="ListNumber"/>
+        <w:ind w:left="288"/>
       </w:pPr>
       <w:r>
-        <w:t>Confirm snack/water + room reset plan.</w:t>
+        <w:t>5. Confirm snack/water + room reset plan.</w:t>
       </w:r>
     </w:p>
     <w:p>
       <w:pPr>
-        <w:pStyle w:val="ListNumber"/>
+        <w:ind w:left="288"/>
       </w:pPr>
       <w:r>
-        <w:t>Optional: paste Gamma master prompt into Gamma Studio (owner render; not pre-approved).</w:t>
-      </w:r>
-    </w:p>
-    <w:p>
-      <w:pPr>
-        <w:pStyle w:val="KUTUMBAMeta"/>
-        <w:jc w:val="center"/>
-      </w:pPr>
-      <w:r>
-        <w:t>◆  ◆  ◆</w:t>
+        <w:t>6. Optional: paste Gamma master prompt into Gamma Studio (owner render; not pre-approved).</w:t>
       </w:r>
     </w:p>
     <w:p>
@@ -1574,15 +1529,6 @@
       </w:r>
       <w:r>
         <w:t xml:space="preserve"> No photo proof. No ranking.</w:t>
-      </w:r>
-    </w:p>
-    <w:p>
-      <w:pPr>
-        <w:pStyle w:val="KUTUMBAMeta"/>
-        <w:jc w:val="center"/>
-      </w:pPr>
-      <w:r>
-        <w:t>◆  ◆  ◆</w:t>
       </w:r>
     </w:p>
     <w:p>
@@ -1773,7 +1719,7 @@
         <w:color w:val="4F7C78"/>
         <w:sz w:val="17"/>
       </w:rPr>
-      <w:t>C1-W1 • V12.2  |  Program owner</w:t>
+      <w:t>C1-W1 • V12.2.1  |  Program owner</w:t>
     </w:r>
   </w:p>
 </w:hdr>
